--- a/documents/Haverton Recruitment/3 Legal/Candidate Terms.docx
+++ b/documents/Haverton Recruitment/3 Legal/Candidate Terms.docx
@@ -248,7 +248,7 @@
               <w:spacing w:after="40" w:line="270"/>
             </w:pPr>
             <w:r>
-              <w:t xml:space="preserve">1.0, September 2026</w:t>
+              <w:t xml:space="preserve">1.1, September 2026</w:t>
             </w:r>
           </w:p>
         </w:tc>
@@ -526,7 +526,7 @@
         <w:spacing w:after="80" w:line="290"/>
       </w:pPr>
       <w:r>
-        <w:t xml:space="preserve">Keep in touch after you start, usually at week 1, week 4 and week 12.</w:t>
+        <w:t xml:space="preserve">Keep in touch after you start, usually at day 7, day 30, day 60 and day 90.</w:t>
       </w:r>
     </w:p>
     <w:p>
@@ -1111,7 +1111,7 @@
         <w:sz w:val="16"/>
         <w:szCs w:val="16"/>
       </w:rPr>
-      <w:t xml:space="preserve">Draft for solicitor review | Version 1.0 | September 2026 | Page </w:t>
+      <w:t xml:space="preserve">Draft for solicitor review | Version 1.1 | September 2026 | Page </w:t>
     </w:r>
     <w:r>
       <w:rPr>
